--- a/Performance report.docx
+++ b/Performance report.docx
@@ -912,6 +912,12 @@
       </w:r>
       <w:r>
         <w:t xml:space="preserve"> decrease in in the -X solar panel.</w:t>
+      </w:r>
+      <w:r>
+        <w:t xml:space="preserve"> </w:t>
+      </w:r>
+      <w:r>
+        <w:t>hitting</w:t>
       </w:r>
     </w:p>
     <w:sectPr>
